--- a/documentation/graefe_revision/MNV_Analysis_YY_rev1_figure_legends.docx
+++ b/documentation/graefe_revision/MNV_Analysis_YY_rev1_figure_legends.docx
@@ -2,13 +2,20 @@
 <file path=word/document.xml><?xml version="1.0" encoding="utf-8"?>
 <w:document xmlns:w="http://schemas.openxmlformats.org/wordprocessingml/2006/main" xmlns:m="http://schemas.openxmlformats.org/officeDocument/2006/math" xmlns:r="http://schemas.openxmlformats.org/officeDocument/2006/relationships" xmlns:o="urn:schemas-microsoft-com:office:office" xmlns:v="urn:schemas-microsoft-com:vml" xmlns:w10="urn:schemas-microsoft-com:office:word" xmlns:a="http://schemas.openxmlformats.org/drawingml/2006/main" xmlns:pic="http://schemas.openxmlformats.org/drawingml/2006/picture" xmlns:wp="http://schemas.openxmlformats.org/drawingml/2006/wordprocessingDrawing">
   <w:body>
-    <w:bookmarkStart w:id="9" w:name="figure-legends-mnv-analysis-revision-1"/>
+    <w:bookmarkStart w:id="9" w:name="figure-legends"/>
     <w:p>
       <w:pPr>
         <w:pStyle w:val="Heading1"/>
       </w:pPr>
       <w:r>
-        <w:t xml:space="preserve">Figure legends — MNV Analysis (revision 1)</w:t>
+        <w:t xml:space="preserve">Figure legends</w:t>
+      </w:r>
+    </w:p>
+    <w:p>
+      <w:r>
+        <w:pict>
+          <v:rect style="width:0;height:1.5pt" o:hralign="center" o:hrstd="t" o:hr="t"/>
+        </w:pict>
       </w:r>
     </w:p>
     <w:p>
@@ -16,22 +23,17 @@
         <w:pStyle w:val="FirstParagraph"/>
       </w:pPr>
       <w:r>
-        <w:t xml:space="preserve">Separate figure-legends file for submission packaging. Image assets are in</w:t>
+        <w:rPr>
+          <w:b/>
+          <w:bCs/>
+        </w:rPr>
+        <w:t xml:space="preserve">Figure 1.</w:t>
       </w:r>
       <w:r>
         <w:t xml:space="preserve"> </w:t>
       </w:r>
       <w:r>
-        <w:rPr>
-          <w:rStyle w:val="VerbatimChar"/>
-        </w:rPr>
-        <w:t xml:space="preserve">figures/</w:t>
-      </w:r>
-      <w:r>
-        <w:t xml:space="preserve"> </w:t>
-      </w:r>
-      <w:r>
-        <w:t xml:space="preserve">(TIFF primary; PNG preview). The manuscript cites Figures 1–3 in text only.</w:t>
+        <w:t xml:space="preserve">Representative OCTA images demonstrating consistent MNV segmentation across multiple platforms. Images were acquired using: (A) Zeiss PlexElite 9000 (6×6 mm), (B) Optovue Solix (6×6 mm), and (C) Zeiss CIRRUS / HD series (3×3 mm). Semi-automatically delineated lesion areas and dilated neovascular segments follow internal lesion architecture. The ROI is refined toward the non-perfused tissue border to minimize boundary artifacts, and incomplete peripheral vessel segments are excluded from quantitative analysis.</w:t>
       </w:r>
     </w:p>
     <w:p>
@@ -50,49 +52,13 @@
           <w:b/>
           <w:bCs/>
         </w:rPr>
-        <w:t xml:space="preserve">Figure 1.</w:t>
+        <w:t xml:space="preserve">Figure 2.</w:t>
       </w:r>
       <w:r>
         <w:t xml:space="preserve"> </w:t>
       </w:r>
       <w:r>
-        <w:t xml:space="preserve">Representative OCTA images demonstrating consistent MNV segmentation across multiple platforms. Images were acquired using: (A) Zeiss PlexElite 9000 (6×6 mm), (B) Optovue Solix (6×6 mm), and (C) Zeiss CIRRUS / HD series (3×3 mm). Semi-automatically delineated lesion areas and dilated neovascular segments follow internal lesion architecture. The ROI is refined toward the non-perfused tissue border to minimize boundary artifacts, and incomplete peripheral vessel segments are excluded from quantitative analysis.</w:t>
-      </w:r>
-    </w:p>
-    <w:p>
-      <w:pPr>
-        <w:pStyle w:val="BodyText"/>
-      </w:pPr>
-      <w:r>
-        <w:rPr>
-          <w:i/>
-          <w:iCs/>
-        </w:rPr>
-        <w:t xml:space="preserve">Assets:</w:t>
-      </w:r>
-      <w:r>
-        <w:t xml:space="preserve"> </w:t>
-      </w:r>
-      <w:r>
-        <w:rPr>
-          <w:rStyle w:val="VerbatimChar"/>
-        </w:rPr>
-        <w:t xml:space="preserve">Figure.tiff</w:t>
-      </w:r>
-      <w:r>
-        <w:t xml:space="preserve"> </w:t>
-      </w:r>
-      <w:r>
-        <w:t xml:space="preserve">/</w:t>
-      </w:r>
-      <w:r>
-        <w:t xml:space="preserve"> </w:t>
-      </w:r>
-      <w:r>
-        <w:rPr>
-          <w:rStyle w:val="VerbatimChar"/>
-        </w:rPr>
-        <w:t xml:space="preserve">Figure.png</w:t>
+        <w:t xml:space="preserve">Schematic of the semi-automated image-processing workflow: freehand ROI → iterative ROI refinement → hybrid multiscale vessel enhancement (Frangi/tubeness + Laplacian of Gaussian) → Phansalkar adaptive binarization → morphological refinement → skeletonization → boundary-branch exclusion → quantitative metrics and standardized scores.</w:t>
       </w:r>
     </w:p>
     <w:p>
@@ -111,67 +77,6 @@
           <w:b/>
           <w:bCs/>
         </w:rPr>
-        <w:t xml:space="preserve">Figure 2.</w:t>
-      </w:r>
-      <w:r>
-        <w:t xml:space="preserve"> </w:t>
-      </w:r>
-      <w:r>
-        <w:t xml:space="preserve">Schematic of the semi-automated image-processing workflow: freehand ROI → iterative ROI refinement → hybrid multiscale vessel enhancement (Frangi/tubeness + Laplacian of Gaussian) → Phansalkar adaptive binarization → morphological refinement → skeletonization → boundary-branch exclusion → quantitative metrics and standardized scores.</w:t>
-      </w:r>
-    </w:p>
-    <w:p>
-      <w:pPr>
-        <w:pStyle w:val="BodyText"/>
-      </w:pPr>
-      <w:r>
-        <w:rPr>
-          <w:i/>
-          <w:iCs/>
-        </w:rPr>
-        <w:t xml:space="preserve">Assets:</w:t>
-      </w:r>
-      <w:r>
-        <w:t xml:space="preserve"> </w:t>
-      </w:r>
-      <w:r>
-        <w:rPr>
-          <w:rStyle w:val="VerbatimChar"/>
-        </w:rPr>
-        <w:t xml:space="preserve">Figure2_workflow_schematic.tiff</w:t>
-      </w:r>
-      <w:r>
-        <w:t xml:space="preserve"> </w:t>
-      </w:r>
-      <w:r>
-        <w:t xml:space="preserve">/</w:t>
-      </w:r>
-      <w:r>
-        <w:t xml:space="preserve"> </w:t>
-      </w:r>
-      <w:r>
-        <w:rPr>
-          <w:rStyle w:val="VerbatimChar"/>
-        </w:rPr>
-        <w:t xml:space="preserve">Figure2_workflow_schematic.png</w:t>
-      </w:r>
-    </w:p>
-    <w:p>
-      <w:r>
-        <w:pict>
-          <v:rect style="width:0;height:1.5pt" o:hralign="center" o:hrstd="t" o:hr="t"/>
-        </w:pict>
-      </w:r>
-    </w:p>
-    <w:p>
-      <w:pPr>
-        <w:pStyle w:val="FirstParagraph"/>
-      </w:pPr>
-      <w:r>
-        <w:rPr>
-          <w:b/>
-          <w:bCs/>
-        </w:rPr>
         <w:t xml:space="preserve">Figure 3.</w:t>
       </w:r>
       <w:r>
@@ -243,42 +148,6 @@
       </w:r>
       <w:r>
         <w:t xml:space="preserve">One-pixel-wide skeleton (centerline) used for topological and morphometric metrics (Network Complexity Score, Caliber Uniformity Score, Maturity Index).</w:t>
-      </w:r>
-    </w:p>
-    <w:p>
-      <w:pPr>
-        <w:pStyle w:val="BodyText"/>
-      </w:pPr>
-      <w:r>
-        <w:rPr>
-          <w:i/>
-          <w:iCs/>
-        </w:rPr>
-        <w:t xml:space="preserve">Assets:</w:t>
-      </w:r>
-      <w:r>
-        <w:t xml:space="preserve"> </w:t>
-      </w:r>
-      <w:r>
-        <w:rPr>
-          <w:rStyle w:val="VerbatimChar"/>
-        </w:rPr>
-        <w:t xml:space="preserve">Figure3_processing_steps.tiff</w:t>
-      </w:r>
-      <w:r>
-        <w:t xml:space="preserve"> </w:t>
-      </w:r>
-      <w:r>
-        <w:t xml:space="preserve">/</w:t>
-      </w:r>
-      <w:r>
-        <w:t xml:space="preserve"> </w:t>
-      </w:r>
-      <w:r>
-        <w:rPr>
-          <w:rStyle w:val="VerbatimChar"/>
-        </w:rPr>
-        <w:t xml:space="preserve">Figure3_processing_steps.png</w:t>
       </w:r>
     </w:p>
     <w:bookmarkEnd w:id="9"/>

--- a/documentation/graefe_revision/MNV_Analysis_YY_rev1_figure_legends.docx
+++ b/documentation/graefe_revision/MNV_Analysis_YY_rev1_figure_legends.docx
@@ -147,7 +147,7 @@
         <w:t xml:space="preserve"> </w:t>
       </w:r>
       <w:r>
-        <w:t xml:space="preserve">One-pixel-wide skeleton (centerline) used for topological and morphometric metrics (Network Complexity Score, Caliber Uniformity Score, Maturity Index).</w:t>
+        <w:t xml:space="preserve">One-pixel-wide skeleton (centerline) used for topological and morphometric metrics.</w:t>
       </w:r>
     </w:p>
     <w:bookmarkEnd w:id="9"/>
